--- a/assignments/FIN220_HW3_Savage.docx
+++ b/assignments/FIN220_HW3_Savage.docx
@@ -39,7 +39,33 @@
         <w:t>ColumnTransformer</w:t>
       </w:r>
       <w:r>
-        <w:t xml:space="preserve"> class from scikitlearn.compose. It is intended to be used with the housing dataframe. The housing dataframe has nine </w:t>
+        <w:t xml:space="preserve"> class from </w:t>
+      </w:r>
+      <w:proofErr w:type="spellStart"/>
+      <w:proofErr w:type="gramStart"/>
+      <w:r>
+        <w:t>scikitlearn.compose</w:t>
+      </w:r>
+      <w:proofErr w:type="spellEnd"/>
+      <w:proofErr w:type="gramEnd"/>
+      <w:r>
+        <w:t xml:space="preserve">. It is intended to be used with the housing </w:t>
+      </w:r>
+      <w:proofErr w:type="spellStart"/>
+      <w:r>
+        <w:t>dataframe</w:t>
+      </w:r>
+      <w:proofErr w:type="spellEnd"/>
+      <w:r>
+        <w:t xml:space="preserve">. The housing </w:t>
+      </w:r>
+      <w:proofErr w:type="spellStart"/>
+      <w:r>
+        <w:t>dataframe</w:t>
+      </w:r>
+      <w:proofErr w:type="spellEnd"/>
+      <w:r>
+        <w:t xml:space="preserve"> has nine </w:t>
       </w:r>
       <w:r>
         <w:t>columns</w:t>
@@ -54,13 +80,29 @@
         <w:t xml:space="preserve">data </w:t>
       </w:r>
       <w:r>
-        <w:t>we want to use to predict median_house_value. The ColumnTransfo</w:t>
+        <w:t xml:space="preserve">we want to use to predict </w:t>
+      </w:r>
+      <w:proofErr w:type="spellStart"/>
+      <w:r>
+        <w:t>median_house_value</w:t>
+      </w:r>
+      <w:proofErr w:type="spellEnd"/>
+      <w:r>
+        <w:t>. The ColumnTransfo</w:t>
       </w:r>
       <w:r>
         <w:t>rm</w:t>
       </w:r>
       <w:r>
-        <w:t>er is instantiated with a set of make_pipeline functions</w:t>
+        <w:t xml:space="preserve">er is instantiated with a set of </w:t>
+      </w:r>
+      <w:proofErr w:type="spellStart"/>
+      <w:r>
+        <w:t>make_pipeline</w:t>
+      </w:r>
+      <w:proofErr w:type="spellEnd"/>
+      <w:r>
+        <w:t xml:space="preserve"> functions</w:t>
       </w:r>
       <w:r>
         <w:t xml:space="preserve"> in a list of triples</w:t>
@@ -86,10 +128,26 @@
         <w:t>s</w:t>
       </w:r>
       <w:r>
-        <w:t xml:space="preserve"> a make_pipeline function call for any feature not consumed in the</w:t>
-      </w:r>
-      <w:r>
-        <w:t xml:space="preserve"> first parameter of the call. This is obviously done by magic. Ok, maybe not magic, but a complicated process behind the api.</w:t>
+        <w:t xml:space="preserve"> a </w:t>
+      </w:r>
+      <w:proofErr w:type="spellStart"/>
+      <w:r>
+        <w:t>make_pipeline</w:t>
+      </w:r>
+      <w:proofErr w:type="spellEnd"/>
+      <w:r>
+        <w:t xml:space="preserve"> function call for any feature not consumed in the</w:t>
+      </w:r>
+      <w:r>
+        <w:t xml:space="preserve"> first parameter of the call. This is obviously done by magic. Ok, maybe not magic, but a complicated process behind the </w:t>
+      </w:r>
+      <w:proofErr w:type="spellStart"/>
+      <w:r>
+        <w:t>api</w:t>
+      </w:r>
+      <w:proofErr w:type="spellEnd"/>
+      <w:r>
+        <w:t>.</w:t>
       </w:r>
     </w:p>
     <w:p>
@@ -111,13 +169,23 @@
         <w:ind w:left="360"/>
       </w:pPr>
       <w:r>
-        <w:t>preprocessing = ColumnTransformer(</w:t>
-      </w:r>
+        <w:t xml:space="preserve">preprocessing = </w:t>
+      </w:r>
+      <w:proofErr w:type="gramStart"/>
+      <w:r>
+        <w:t>ColumnTransformer(</w:t>
+      </w:r>
+      <w:proofErr w:type="gramEnd"/>
       <w:r>
         <w:t>[</w:t>
       </w:r>
-      <w:r>
-        <w:t>etc…</w:t>
+      <w:proofErr w:type="spellStart"/>
+      <w:r>
+        <w:t>etc</w:t>
+      </w:r>
+      <w:proofErr w:type="spellEnd"/>
+      <w:r>
+        <w:t>…</w:t>
       </w:r>
     </w:p>
     <w:p>
@@ -136,11 +204,24 @@
         <w:t xml:space="preserve">We call model fit </w:t>
       </w:r>
       <w:r>
-        <w:t xml:space="preserve">– processing.fit_transform(housing) </w:t>
-      </w:r>
-      <w:r>
-        <w:t>on the preprocessing object with the housing dataframe</w:t>
-      </w:r>
+        <w:t xml:space="preserve">– </w:t>
+      </w:r>
+      <w:proofErr w:type="spellStart"/>
+      <w:r>
+        <w:t>processing.fit_transform</w:t>
+      </w:r>
+      <w:proofErr w:type="spellEnd"/>
+      <w:r>
+        <w:t xml:space="preserve">(housing) </w:t>
+      </w:r>
+      <w:r>
+        <w:t xml:space="preserve">on the preprocessing object with the housing </w:t>
+      </w:r>
+      <w:proofErr w:type="spellStart"/>
+      <w:r>
+        <w:t>dataframe</w:t>
+      </w:r>
+      <w:proofErr w:type="spellEnd"/>
       <w:r>
         <w:t xml:space="preserve"> and again magic happens.</w:t>
       </w:r>
@@ -163,11 +244,30 @@
       <w:pPr>
         <w:ind w:left="360"/>
       </w:pPr>
-      <w:r>
-        <w:t>preprocessing.get_feature_names_out()</w:t>
-      </w:r>
-      <w:r>
-        <w:t xml:space="preserve"> output a list of those names</w:t>
+      <w:proofErr w:type="spellStart"/>
+      <w:r>
+        <w:t>preprocessing.get_feature_names_</w:t>
+      </w:r>
+      <w:proofErr w:type="gramStart"/>
+      <w:r>
+        <w:t>out</w:t>
+      </w:r>
+      <w:proofErr w:type="spellEnd"/>
+      <w:r>
+        <w:t>(</w:t>
+      </w:r>
+      <w:proofErr w:type="gramEnd"/>
+      <w:r>
+        <w:t>)</w:t>
+      </w:r>
+      <w:r>
+        <w:t xml:space="preserve"> output</w:t>
+      </w:r>
+      <w:r>
+        <w:t>s</w:t>
+      </w:r>
+      <w:r>
+        <w:t xml:space="preserve"> a list of those names</w:t>
       </w:r>
     </w:p>
     <w:p>
@@ -223,25 +323,41 @@
         <w:t>fi</w:t>
       </w:r>
       <w:r>
-        <w:t>er for the MNIST dataset that achieves over 97% accuracy on the test set. Hint: the KNeighborsClassi</w:t>
+        <w:t xml:space="preserve">er for the MNIST dataset that achieves over 97% accuracy on the test set. Hint: the </w:t>
+      </w:r>
+      <w:proofErr w:type="spellStart"/>
+      <w:r>
+        <w:t>KNeighborsClassi</w:t>
       </w:r>
       <w:r>
         <w:t>fi</w:t>
       </w:r>
       <w:r>
-        <w:t xml:space="preserve">er works quite well for this task; you just need to </w:t>
+        <w:t>er</w:t>
+      </w:r>
+      <w:proofErr w:type="spellEnd"/>
+      <w:r>
+        <w:t xml:space="preserve"> works quite well for this task; you just need to </w:t>
       </w:r>
       <w:r>
         <w:t>fi</w:t>
       </w:r>
       <w:r>
-        <w:t>nd good hyperparameter values (try a grid search on the weights and n</w:t>
+        <w:t xml:space="preserve">nd good hyperparameter values (try a grid search on the weights and </w:t>
+      </w:r>
+      <w:proofErr w:type="spellStart"/>
+      <w:r>
+        <w:t>n</w:t>
       </w:r>
       <w:r>
         <w:t>_</w:t>
       </w:r>
       <w:r>
-        <w:t>neighbors hyperparameters)</w:t>
+        <w:t>neighbors</w:t>
+      </w:r>
+      <w:proofErr w:type="spellEnd"/>
+      <w:r>
+        <w:t xml:space="preserve"> hyperparameters)</w:t>
       </w:r>
     </w:p>
     <w:p>
@@ -249,7 +365,15 @@
         <w:ind w:left="360"/>
       </w:pPr>
       <w:r>
-        <w:t xml:space="preserve">Here the KNeighborsClassifier </w:t>
+        <w:t xml:space="preserve">Here the </w:t>
+      </w:r>
+      <w:proofErr w:type="spellStart"/>
+      <w:r>
+        <w:t>KNeighborsClassifier</w:t>
+      </w:r>
+      <w:proofErr w:type="spellEnd"/>
+      <w:r>
+        <w:t xml:space="preserve"> </w:t>
       </w:r>
       <w:r>
         <w:t>baseline score is 96.88%</w:t>
@@ -260,6 +384,9 @@
         <w:ind w:left="360"/>
       </w:pPr>
       <w:r>
+        <w:rPr>
+          <w:noProof/>
+        </w:rPr>
         <w:drawing>
           <wp:inline distT="0" distB="0" distL="0" distR="0" wp14:anchorId="3F2C3476" wp14:editId="5A330931">
             <wp:extent cx="5943600" cy="1179830"/>
@@ -302,7 +429,31 @@
         <w:ind w:left="360"/>
       </w:pPr>
       <w:r>
-        <w:t>We do a GridSearchCV over weights and n_neighbors as defined in param_grid:</w:t>
+        <w:t xml:space="preserve">We do a </w:t>
+      </w:r>
+      <w:proofErr w:type="spellStart"/>
+      <w:r>
+        <w:t>GridSearchCV</w:t>
+      </w:r>
+      <w:proofErr w:type="spellEnd"/>
+      <w:r>
+        <w:t xml:space="preserve"> over weights and </w:t>
+      </w:r>
+      <w:proofErr w:type="spellStart"/>
+      <w:r>
+        <w:t>n_neighbors</w:t>
+      </w:r>
+      <w:proofErr w:type="spellEnd"/>
+      <w:r>
+        <w:t xml:space="preserve"> as defined in </w:t>
+      </w:r>
+      <w:proofErr w:type="spellStart"/>
+      <w:r>
+        <w:t>param_grid</w:t>
+      </w:r>
+      <w:proofErr w:type="spellEnd"/>
+      <w:r>
+        <w:t>:</w:t>
       </w:r>
     </w:p>
     <w:p>
@@ -310,6 +461,9 @@
         <w:ind w:left="360"/>
       </w:pPr>
       <w:r>
+        <w:rPr>
+          <w:noProof/>
+        </w:rPr>
         <w:drawing>
           <wp:inline distT="0" distB="0" distL="0" distR="0" wp14:anchorId="11301B66" wp14:editId="2CAD1C1B">
             <wp:extent cx="5943600" cy="2602230"/>
@@ -361,7 +515,15 @@
         <w:t>(</w:t>
       </w:r>
       <w:r>
-        <w:t>10k obs) set is 94.42</w:t>
+        <w:t xml:space="preserve">10k </w:t>
+      </w:r>
+      <w:proofErr w:type="spellStart"/>
+      <w:r>
+        <w:t>obs</w:t>
+      </w:r>
+      <w:proofErr w:type="spellEnd"/>
+      <w:r>
+        <w:t>) set is 94.42</w:t>
       </w:r>
       <w:r>
         <w:t>%</w:t>
@@ -372,6 +534,9 @@
         <w:ind w:left="360"/>
       </w:pPr>
       <w:r>
+        <w:rPr>
+          <w:noProof/>
+        </w:rPr>
         <w:drawing>
           <wp:inline distT="0" distB="0" distL="0" distR="0" wp14:anchorId="42075BF2" wp14:editId="54B9B8C6">
             <wp:extent cx="5943600" cy="1742440"/>
@@ -416,8 +581,13 @@
       <w:r>
         <w:t xml:space="preserve">Best </w:t>
       </w:r>
-      <w:r>
-        <w:t>n_neighbors = 4 and weights is distance</w:t>
+      <w:proofErr w:type="spellStart"/>
+      <w:r>
+        <w:t>n_neighbors</w:t>
+      </w:r>
+      <w:proofErr w:type="spellEnd"/>
+      <w:r>
+        <w:t xml:space="preserve"> = 4 and weights is distance</w:t>
       </w:r>
     </w:p>
     <w:p>
@@ -434,7 +604,15 @@
         <w:ind w:left="360"/>
       </w:pPr>
       <w:r>
-        <w:t xml:space="preserve">If we use the best_estimator </w:t>
+        <w:t xml:space="preserve">If we use the </w:t>
+      </w:r>
+      <w:proofErr w:type="spellStart"/>
+      <w:r>
+        <w:t>best_estimator</w:t>
+      </w:r>
+      <w:proofErr w:type="spellEnd"/>
+      <w:r>
+        <w:t xml:space="preserve"> </w:t>
       </w:r>
       <w:r>
         <w:t xml:space="preserve">fit </w:t>
@@ -448,6 +626,9 @@
         <w:ind w:left="360"/>
       </w:pPr>
       <w:r>
+        <w:rPr>
+          <w:noProof/>
+        </w:rPr>
         <w:drawing>
           <wp:inline distT="0" distB="0" distL="0" distR="0" wp14:anchorId="449CB369" wp14:editId="6A49456E">
             <wp:extent cx="5943600" cy="1166495"/>
@@ -490,7 +671,15 @@
         <w:ind w:left="360"/>
       </w:pPr>
       <w:r>
-        <w:t>We get 97.</w:t>
+        <w:t xml:space="preserve">We </w:t>
+      </w:r>
+      <w:proofErr w:type="gramStart"/>
+      <w:r>
+        <w:t>get</w:t>
+      </w:r>
+      <w:proofErr w:type="gramEnd"/>
+      <w:r>
+        <w:t xml:space="preserve"> 97.</w:t>
       </w:r>
       <w:r>
         <w:t>14%</w:t>
@@ -514,13 +703,29 @@
       </w:pPr>
       <w:r>
         <w:lastRenderedPageBreak/>
-        <w:t>Tackle the Titanic dataset. A great place to start is on Kaggle. Alternatively, you can</w:t>
+        <w:t xml:space="preserve">Tackle the Titanic dataset. A great place to start </w:t>
+      </w:r>
+      <w:proofErr w:type="gramStart"/>
+      <w:r>
+        <w:t>is on</w:t>
+      </w:r>
+      <w:proofErr w:type="gramEnd"/>
+      <w:r>
+        <w:t xml:space="preserve"> Kaggle. Alternatively, you can</w:t>
       </w:r>
       <w:r>
         <w:t xml:space="preserve"> </w:t>
       </w:r>
       <w:r>
-        <w:t>download the data from https://homl.info/titanic.tgz and unzip this tarball like</w:t>
+        <w:t xml:space="preserve">download the data from https://homl.info/titanic.tgz and unzip this </w:t>
+      </w:r>
+      <w:proofErr w:type="spellStart"/>
+      <w:r>
+        <w:t>tarball</w:t>
+      </w:r>
+      <w:proofErr w:type="spellEnd"/>
+      <w:r>
+        <w:t xml:space="preserve"> like</w:t>
       </w:r>
       <w:r>
         <w:t xml:space="preserve"> </w:t>
@@ -532,7 +737,15 @@
         <w:t xml:space="preserve"> </w:t>
       </w:r>
       <w:r>
-        <w:t>and test.csv, which you can load using pandas.read.csv(). The goal is to train a classifier that can predict the Survived column based on the other columns</w:t>
+        <w:t xml:space="preserve">and test.csv, which you can load using </w:t>
+      </w:r>
+      <w:proofErr w:type="gramStart"/>
+      <w:r>
+        <w:t>pandas.read.csv(</w:t>
+      </w:r>
+      <w:proofErr w:type="gramEnd"/>
+      <w:r>
+        <w:t>). The goal is to train a classifier that can predict the Survived column based on the other columns</w:t>
       </w:r>
     </w:p>
     <w:p>
@@ -542,6 +755,9 @@
     </w:p>
     <w:p>
       <w:r>
+        <w:rPr>
+          <w:noProof/>
+        </w:rPr>
         <w:drawing>
           <wp:inline distT="0" distB="0" distL="0" distR="0" wp14:anchorId="40FAE65F" wp14:editId="5ACFD8A3">
             <wp:extent cx="5448300" cy="2653136"/>
@@ -587,11 +803,19 @@
         <w:t>891 rows and 12 columns</w:t>
       </w:r>
       <w:r>
-        <w:t xml:space="preserve"> in train_df</w:t>
-      </w:r>
-    </w:p>
-    <w:p>
-      <w:r>
+        <w:t xml:space="preserve"> in </w:t>
+      </w:r>
+      <w:proofErr w:type="spellStart"/>
+      <w:r>
+        <w:t>train_df</w:t>
+      </w:r>
+      <w:proofErr w:type="spellEnd"/>
+    </w:p>
+    <w:p>
+      <w:r>
+        <w:rPr>
+          <w:noProof/>
+        </w:rPr>
         <w:drawing>
           <wp:inline distT="0" distB="0" distL="0" distR="0" wp14:anchorId="4B1DDFFD" wp14:editId="574C18E7">
             <wp:extent cx="2828925" cy="3002124"/>
@@ -669,7 +893,32 @@
     </w:p>
     <w:p>
       <w:r>
-        <w:t>Overall 61.6% percent did not survive (0), and 38.4% survived (1)</w:t>
+        <w:t>Overall 61.6% percent did not survive (0), and 38.4% survived (1).</w:t>
+      </w:r>
+    </w:p>
+    <w:p>
+      <w:r>
+        <w:t>I’m throwing out Tick</w:t>
+      </w:r>
+      <w:r>
+        <w:t>et</w:t>
+      </w:r>
+      <w:r>
+        <w:t xml:space="preserve"> – looks like random strings, </w:t>
+      </w:r>
+      <w:r>
+        <w:t>Name (not useful in the regression)</w:t>
+      </w:r>
+      <w:r>
+        <w:t xml:space="preserve">, and </w:t>
+      </w:r>
+      <w:proofErr w:type="spellStart"/>
+      <w:r>
+        <w:t>PassengerId</w:t>
+      </w:r>
+      <w:proofErr w:type="spellEnd"/>
+      <w:r>
+        <w:t xml:space="preserve"> (looks like an index)</w:t>
       </w:r>
       <w:r>
         <w:t>.</w:t>
@@ -677,32 +926,28 @@
     </w:p>
     <w:p>
       <w:r>
-        <w:t>I’m throwing out Tick</w:t>
-      </w:r>
-      <w:r>
-        <w:t>et</w:t>
-      </w:r>
-      <w:r>
-        <w:t xml:space="preserve"> – looks like random strings, </w:t>
-      </w:r>
-      <w:r>
-        <w:t>Name (not useful in the regression)</w:t>
-      </w:r>
-      <w:r>
-        <w:t>, and PassengerId (looks like an index)</w:t>
-      </w:r>
-      <w:r>
-        <w:t>.</w:t>
-      </w:r>
-    </w:p>
-    <w:p>
-      <w:r>
         <w:t>Features used:</w:t>
       </w:r>
     </w:p>
     <w:p>
       <w:r>
-        <w:t>'Pclass', 'Sex', 'Age', 'SibSp', 'Parch', 'Fare', 'Embarked'</w:t>
+        <w:t>'</w:t>
+      </w:r>
+      <w:proofErr w:type="spellStart"/>
+      <w:r>
+        <w:t>Pclass</w:t>
+      </w:r>
+      <w:proofErr w:type="spellEnd"/>
+      <w:r>
+        <w:t>', 'Sex', 'Age', '</w:t>
+      </w:r>
+      <w:proofErr w:type="spellStart"/>
+      <w:r>
+        <w:t>SibSp</w:t>
+      </w:r>
+      <w:proofErr w:type="spellEnd"/>
+      <w:r>
+        <w:t>', 'Parch', 'Fare', 'Embarked'</w:t>
       </w:r>
     </w:p>
     <w:p>
@@ -712,18 +957,39 @@
     </w:p>
     <w:p>
       <w:r>
-        <w:t>X = train_df[features</w:t>
+        <w:t xml:space="preserve">X = </w:t>
+      </w:r>
+      <w:proofErr w:type="spellStart"/>
+      <w:r>
+        <w:t>train_df</w:t>
+      </w:r>
+      <w:proofErr w:type="spellEnd"/>
+      <w:r>
+        <w:t>[</w:t>
+      </w:r>
+      <w:proofErr w:type="spellStart"/>
+      <w:r>
+        <w:t>features</w:t>
       </w:r>
       <w:r>
         <w:t>_used</w:t>
       </w:r>
+      <w:proofErr w:type="spellEnd"/>
       <w:r>
         <w:t>]</w:t>
       </w:r>
     </w:p>
     <w:p>
       <w:r>
-        <w:t>Y = train_df[‘Survived’]</w:t>
+        <w:t xml:space="preserve">Y = </w:t>
+      </w:r>
+      <w:proofErr w:type="spellStart"/>
+      <w:r>
+        <w:t>train_df</w:t>
+      </w:r>
+      <w:proofErr w:type="spellEnd"/>
+      <w:r>
+        <w:t>[‘Survived’]</w:t>
       </w:r>
     </w:p>
     <w:p>
@@ -747,11 +1013,29 @@
       <w:r>
         <w:t xml:space="preserve">For </w:t>
       </w:r>
+      <w:proofErr w:type="gramStart"/>
       <w:r>
         <w:t>Embarked[</w:t>
       </w:r>
-      <w:r>
-        <w:t>‘C’, ‘Q’, ‘S’</w:t>
+      <w:proofErr w:type="gramEnd"/>
+      <w:r>
+        <w:t>‘C</w:t>
+      </w:r>
+      <w:proofErr w:type="gramStart"/>
+      <w:r>
+        <w:t>’, ‘</w:t>
+      </w:r>
+      <w:proofErr w:type="gramEnd"/>
+      <w:r>
+        <w:t>Q</w:t>
+      </w:r>
+      <w:proofErr w:type="gramStart"/>
+      <w:r>
+        <w:t>’, ‘</w:t>
+      </w:r>
+      <w:proofErr w:type="gramEnd"/>
+      <w:r>
+        <w:t>S’</w:t>
       </w:r>
       <w:r>
         <w:t>]</w:t>
@@ -777,11 +1061,19 @@
     <w:p/>
     <w:p>
       <w:r>
-        <w:t>Split the data into training and test set, and apply transform</w:t>
-      </w:r>
-    </w:p>
-    <w:p>
-      <w:r>
+        <w:t xml:space="preserve">Split the data into training and test set, and apply </w:t>
+      </w:r>
+      <w:proofErr w:type="gramStart"/>
+      <w:r>
+        <w:t>transform</w:t>
+      </w:r>
+      <w:proofErr w:type="gramEnd"/>
+    </w:p>
+    <w:p>
+      <w:r>
+        <w:rPr>
+          <w:noProof/>
+        </w:rPr>
         <w:drawing>
           <wp:inline distT="0" distB="0" distL="0" distR="0" wp14:anchorId="4793C7D3" wp14:editId="5823C04D">
             <wp:extent cx="5096586" cy="1895740"/>
@@ -848,6 +1140,9 @@
     </w:p>
     <w:p>
       <w:r>
+        <w:rPr>
+          <w:noProof/>
+        </w:rPr>
         <w:drawing>
           <wp:inline distT="0" distB="0" distL="0" distR="0" wp14:anchorId="43E2E978" wp14:editId="6D0C89E3">
             <wp:extent cx="5943600" cy="2390140"/>
@@ -907,6 +1202,9 @@
     </w:p>
     <w:p>
       <w:r>
+        <w:rPr>
+          <w:noProof/>
+        </w:rPr>
         <w:drawing>
           <wp:inline distT="0" distB="0" distL="0" distR="0" wp14:anchorId="7775202A" wp14:editId="732090DE">
             <wp:extent cx="5334744" cy="4610743"/>
@@ -959,6 +1257,9 @@
     </w:p>
     <w:p>
       <w:r>
+        <w:rPr>
+          <w:noProof/>
+        </w:rPr>
         <w:drawing>
           <wp:inline distT="0" distB="0" distL="0" distR="0" wp14:anchorId="0E0A6BF4" wp14:editId="56E5F6F5">
             <wp:extent cx="2410161" cy="1857634"/>
@@ -995,6 +1296,22 @@
           </wp:inline>
         </w:drawing>
       </w:r>
+    </w:p>
+    <w:p/>
+    <w:p>
+      <w:r>
+        <w:t xml:space="preserve">Work in </w:t>
+      </w:r>
+    </w:p>
+    <w:p>
+      <w:hyperlink r:id="rId15" w:history="1">
+        <w:r>
+          <w:rPr>
+            <w:rStyle w:val="Hyperlink"/>
+          </w:rPr>
+          <w:t>https://github.com/McSavage/FIN220/blob/main/assignments/FIN220_HW3_Savage.ipynb</w:t>
+        </w:r>
+      </w:hyperlink>
     </w:p>
     <w:p/>
     <w:sectPr>
@@ -1707,6 +2024,7 @@
   <w:style w:type="character" w:default="1" w:styleId="DefaultParagraphFont">
     <w:name w:val="Default Paragraph Font"/>
     <w:uiPriority w:val="1"/>
+    <w:semiHidden/>
     <w:unhideWhenUsed/>
   </w:style>
   <w:style w:type="table" w:default="1" w:styleId="TableNormal">
@@ -2018,6 +2336,29 @@
       <w:smallCaps/>
       <w:color w:val="0F4761" w:themeColor="accent1" w:themeShade="BF"/>
       <w:spacing w:val="5"/>
+    </w:rPr>
+  </w:style>
+  <w:style w:type="character" w:styleId="Hyperlink">
+    <w:name w:val="Hyperlink"/>
+    <w:basedOn w:val="DefaultParagraphFont"/>
+    <w:uiPriority w:val="99"/>
+    <w:unhideWhenUsed/>
+    <w:rsid w:val="00EC3D4E"/>
+    <w:rPr>
+      <w:color w:val="467886" w:themeColor="hyperlink"/>
+      <w:u w:val="single"/>
+    </w:rPr>
+  </w:style>
+  <w:style w:type="character" w:styleId="UnresolvedMention">
+    <w:name w:val="Unresolved Mention"/>
+    <w:basedOn w:val="DefaultParagraphFont"/>
+    <w:uiPriority w:val="99"/>
+    <w:semiHidden/>
+    <w:unhideWhenUsed/>
+    <w:rsid w:val="00EC3D4E"/>
+    <w:rPr>
+      <w:color w:val="605E5C"/>
+      <w:shd w:val="clear" w:color="auto" w:fill="E1DFDD"/>
     </w:rPr>
   </w:style>
 </w:styles>
